--- a/Volume 1/Chapter 03 - File Handling/SPA_Vol1_Ch3_Lesson3_15a_JSON_EXTENDED.docx
+++ b/Volume 1/Chapter 03 - File Handling/SPA_Vol1_Ch3_Lesson3_15a_JSON_EXTENDED.docx
@@ -848,7 +848,10 @@
         <w:keepNext/>
       </w:pPr>
       <w:r>
-        <w:t>Save each file from this lesson into the matching path in the project layout. As in Chapter 1, notepad .\rust\Cargo.toml creates and opens one: choose Yes, type the file, save it with Ctrl+S, and close Notepad. Then install forge-std, Foundry's standard library, into the Solidity project. Linux Assembly runs in WSL or on a Linux computer.</w:t>
+        <w:t>Next, let the tools create the Rust and Solidity projects. Remember, Cargo.toml describes the project: cargo init .\rust writes it, with a starter program, src\main.rs. Remember, Cargo.toml pins the crate: cargo add writes serde and serde_json under [dependencies] at exact versions, and it runs only while the project has a program, so it comes before the next step. This lesson's programs live in src\bin, one file per program, so Remove-Item then deletes the starter. Remember, forge init makes the Solidity p</w:t>
+      </w:r>
+      <w:r>
+        <w:t>roject: --no-git and --offline work as in Chapter 1, --empty leaves out forge's example contracts, and --force lets it fill the solidity folder, which already holds the empty folders made above.</w:t>
       </w:r>
     </w:p>
     <w:p>
@@ -862,6 +865,162 @@
         <w:keepNext/>
       </w:pPr>
       <w:r>
+        <w:t>cargo init .\rust --name service_json --vcs none</w:t>
+      </w:r>
+    </w:p>
+    <w:p>
+      <w:pPr>
+        <w:pStyle w:val="CommandBlock"/>
+        <w:keepNext/>
+      </w:pPr>
+      <w:r>
+        <w:t>cargo add --manifest-path .\rust\Cargo.toml serde@=1.0.229 --features derive</w:t>
+      </w:r>
+    </w:p>
+    <w:p>
+      <w:pPr>
+        <w:pStyle w:val="CommandBlock"/>
+        <w:keepNext/>
+      </w:pPr>
+      <w:r>
+        <w:t>cargo add --manifest-path .\rust\Cargo.toml serde_json@=1.0.151</w:t>
+      </w:r>
+    </w:p>
+    <w:p>
+      <w:pPr>
+        <w:pStyle w:val="CommandBlock"/>
+        <w:keepNext/>
+      </w:pPr>
+      <w:r>
+        <w:t>Remove-Item .\rust\src\main.rs</w:t>
+      </w:r>
+    </w:p>
+    <w:p>
+      <w:pPr>
+        <w:pStyle w:val="CommandBlock"/>
+      </w:pPr>
+      <w:r>
+        <w:t>forge init .\solidity --empty --no-git --offline --force</w:t>
+      </w:r>
+    </w:p>
+    <w:p>
+      <w:pPr>
+        <w:keepNext/>
+      </w:pPr>
+    </w:p>
+    <w:p>
+      <w:r>
+        <w:t>Then type the Solidity project's settings over the foundry.toml that forge init wrote. foundry.toml is the same as in Lesson 3.3a: fs_permissions gives read-write access to the lesson folder, which reading service.json and writing service-updated.json need. notepad .\solidity\foundry.toml opens the file: replace its text with the file below, save it with Ctrl+S, and close Notepad.</w:t>
+      </w:r>
+    </w:p>
+    <w:p>
+      <w:pPr>
+        <w:keepNext/>
+      </w:pPr>
+    </w:p>
+    <w:p>
+      <w:pPr>
+        <w:pStyle w:val="Heading3"/>
+      </w:pPr>
+      <w:r>
+        <w:t>solidity/foundry.toml</w:t>
+      </w:r>
+    </w:p>
+    <w:p>
+      <w:pPr>
+        <w:pStyle w:val="SourceCode"/>
+        <w:keepNext/>
+      </w:pPr>
+      <w:r>
+        <w:t>[profile.default]</w:t>
+      </w:r>
+    </w:p>
+    <w:p>
+      <w:pPr>
+        <w:pStyle w:val="SourceCode"/>
+        <w:keepNext/>
+      </w:pPr>
+      <w:r>
+        <w:t># The scripts in script/ are the only Solidity sources in this project.</w:t>
+      </w:r>
+    </w:p>
+    <w:p>
+      <w:pPr>
+        <w:pStyle w:val="SourceCode"/>
+        <w:keepNext/>
+      </w:pPr>
+      <w:r>
+        <w:t>src = "script"</w:t>
+      </w:r>
+    </w:p>
+    <w:p>
+      <w:pPr>
+        <w:pStyle w:val="SourceCode"/>
+        <w:keepNext/>
+      </w:pPr>
+      <w:r>
+        <w:t># forge install puts forge-std in lib/.</w:t>
+      </w:r>
+    </w:p>
+    <w:p>
+      <w:pPr>
+        <w:pStyle w:val="SourceCode"/>
+        <w:keepNext/>
+      </w:pPr>
+      <w:r>
+        <w:t>libs = ["lib"]</w:t>
+      </w:r>
+    </w:p>
+    <w:p>
+      <w:pPr>
+        <w:pStyle w:val="SourceCode"/>
+        <w:keepNext/>
+      </w:pPr>
+      <w:r>
+        <w:t># The file cheatcodes may read and write only inside the lesson folder,</w:t>
+      </w:r>
+    </w:p>
+    <w:p>
+      <w:pPr>
+        <w:pStyle w:val="SourceCode"/>
+        <w:keepNext/>
+      </w:pPr>
+      <w:r>
+        <w:t># the folder above the project root ("../"), and nowhere else.</w:t>
+      </w:r>
+    </w:p>
+    <w:p>
+      <w:pPr>
+        <w:pStyle w:val="SourceCode"/>
+      </w:pPr>
+      <w:r>
+        <w:t>fs_permissions = [{ access = "read-write", path = "../" }]</w:t>
+      </w:r>
+    </w:p>
+    <w:p>
+      <w:pPr>
+        <w:keepNext/>
+      </w:pPr>
+    </w:p>
+    <w:p>
+      <w:pPr>
+        <w:keepNext/>
+      </w:pPr>
+      <w:r>
+        <w:t>Then install forge-std, Foundry's standard library, into the Solidity project. Linux Assembly runs in WSL or on a Linux computer.</w:t>
+      </w:r>
+    </w:p>
+    <w:p>
+      <w:pPr>
+        <w:keepNext/>
+      </w:pPr>
+    </w:p>
+    <w:p>
+      <w:pPr>
+        <w:pStyle w:val="CommandBlock"/>
+        <w:keepNext/>
+      </w:pPr>
+      <w:r>
         <w:t>Push-Location .\solidity</w:t>
       </w:r>
     </w:p>
@@ -888,6 +1047,16 @@
       </w:pPr>
     </w:p>
     <w:p>
+      <w:r>
+        <w:t>You save each source file in its language's section below, as each is shown. As in Chapter 1, notepad .\rust\src\bin\basic_service_json.rs creates and opens one: choose Yes, type the file, save it with Ctrl+S, and close Notepad.</w:t>
+      </w:r>
+    </w:p>
+    <w:p>
+      <w:pPr>
+        <w:keepNext/>
+      </w:pPr>
+    </w:p>
+    <w:p>
       <w:pPr>
         <w:keepNext/>
       </w:pPr>
@@ -949,7 +1118,7 @@
         <w:keepNext/>
       </w:pPr>
       <w:r>
-        <w:t>Save each file from this lesson into the matching path in the project layout. As in Chapter 1, nano ./rust/Cargo.toml creates and opens one: type the file, then save and close it with Ctrl+O, Enter, then Ctrl+X. Then install forge-std.</w:t>
+        <w:t>Then create the Rust and Solidity projects with the same commands as on Windows; rm deletes the starter main.rs.</w:t>
       </w:r>
     </w:p>
     <w:p>
@@ -960,9 +1129,81 @@
     <w:p>
       <w:pPr>
         <w:pStyle w:val="CommandBlock"/>
+        <w:keepNext/>
+      </w:pPr>
+      <w:r>
+        <w:t>cargo init ./rust --name service_json --vcs none</w:t>
+      </w:r>
+    </w:p>
+    <w:p>
+      <w:pPr>
+        <w:pStyle w:val="CommandBlock"/>
+        <w:keepNext/>
+      </w:pPr>
+      <w:r>
+        <w:t>cargo add --manifest-path ./rust/Cargo.toml serde@=1.0.229 --features derive</w:t>
+      </w:r>
+    </w:p>
+    <w:p>
+      <w:pPr>
+        <w:pStyle w:val="CommandBlock"/>
+        <w:keepNext/>
+      </w:pPr>
+      <w:r>
+        <w:t>cargo add --manifest-path ./rust/Cargo.toml serde_json@=1.0.151</w:t>
+      </w:r>
+    </w:p>
+    <w:p>
+      <w:pPr>
+        <w:pStyle w:val="CommandBlock"/>
+        <w:keepNext/>
+      </w:pPr>
+      <w:r>
+        <w:t>rm ./rust/src/main.rs</w:t>
+      </w:r>
+    </w:p>
+    <w:p>
+      <w:pPr>
+        <w:pStyle w:val="CommandBlock"/>
+      </w:pPr>
+      <w:r>
+        <w:t>forge init ./solidity --empty --no-git --offline --force</w:t>
+      </w:r>
+    </w:p>
+    <w:p>
+      <w:pPr>
+        <w:keepNext/>
+      </w:pPr>
+    </w:p>
+    <w:p>
+      <w:pPr>
+        <w:keepNext/>
+      </w:pPr>
+      <w:r>
+        <w:t>Type solidity/foundry.toml exactly as shown in the Windows setup, over the file forge init wrote. Then install forge-std.</w:t>
+      </w:r>
+    </w:p>
+    <w:p>
+      <w:pPr>
+        <w:keepNext/>
+      </w:pPr>
+    </w:p>
+    <w:p>
+      <w:pPr>
+        <w:pStyle w:val="CommandBlock"/>
       </w:pPr>
       <w:r>
         <w:t>(cd ./solidity &amp;&amp; forge install foundry-rs/forge-std@v1.16.2 --no-git)</w:t>
+      </w:r>
+    </w:p>
+    <w:p>
+      <w:pPr>
+        <w:keepNext/>
+      </w:pPr>
+    </w:p>
+    <w:p>
+      <w:r>
+        <w:t>You save each source file in its language's section below, as each is shown. As in Chapter 1, nano ./rust/src/bin/basic_service_json.rs creates and opens one: type the file, then save and close it with Ctrl+O, Enter, then Ctrl+X.</w:t>
       </w:r>
     </w:p>
     <w:p>
@@ -20785,7 +21026,7 @@
     </w:p>
     <w:p>
       <w:r>
-        <w:t>Cargo.toml names this lesson's package, service_json, and its two programs, and pins serde and serde_json to exact versions; serde's line is written as a table in braces because it also switches on the derive feature. foundry.toml is the same as in Lesson 3.3a: fs_permissions gives read-write access to the lesson folder, which reading service.json and writing service-updated.json need.</w:t>
+        <w:t>This is the file the setup commands wrote, shown here so you can check yours. Cargo.toml names this lesson's package, service_json, and its two programs, and pins serde and serde_json to exact versions; serde's line is written as a table in braces because it also switches on the derive feature. cargo init and cargo add do not write the comment lines, which are this lesson's notes about the file; the blank lines may differ.</w:t>
       </w:r>
     </w:p>
     <w:p>
@@ -20922,95 +21163,6 @@
       </w:pPr>
       <w:r>
         <w:t>serde_json = "=1.0.151"</w:t>
-      </w:r>
-    </w:p>
-    <w:p>
-      <w:pPr>
-        <w:keepNext/>
-      </w:pPr>
-    </w:p>
-    <w:p>
-      <w:pPr>
-        <w:keepNext/>
-      </w:pPr>
-    </w:p>
-    <w:p>
-      <w:pPr>
-        <w:pStyle w:val="Heading2"/>
-      </w:pPr>
-      <w:r>
-        <w:t>solidity/foundry.toml</w:t>
-      </w:r>
-    </w:p>
-    <w:p>
-      <w:pPr>
-        <w:pStyle w:val="SourceCode"/>
-        <w:keepNext/>
-      </w:pPr>
-      <w:r>
-        <w:t>[profile.default]</w:t>
-      </w:r>
-    </w:p>
-    <w:p>
-      <w:pPr>
-        <w:pStyle w:val="SourceCode"/>
-        <w:keepNext/>
-      </w:pPr>
-      <w:r>
-        <w:t># The scripts in script/ are the only Solidity sources in this project.</w:t>
-      </w:r>
-    </w:p>
-    <w:p>
-      <w:pPr>
-        <w:pStyle w:val="SourceCode"/>
-        <w:keepNext/>
-      </w:pPr>
-      <w:r>
-        <w:t>src = "script"</w:t>
-      </w:r>
-    </w:p>
-    <w:p>
-      <w:pPr>
-        <w:pStyle w:val="SourceCode"/>
-        <w:keepNext/>
-      </w:pPr>
-      <w:r>
-        <w:t># forge install puts forge-std in lib/.</w:t>
-      </w:r>
-    </w:p>
-    <w:p>
-      <w:pPr>
-        <w:pStyle w:val="SourceCode"/>
-        <w:keepNext/>
-      </w:pPr>
-      <w:r>
-        <w:t>libs = ["lib"]</w:t>
-      </w:r>
-    </w:p>
-    <w:p>
-      <w:pPr>
-        <w:pStyle w:val="SourceCode"/>
-        <w:keepNext/>
-      </w:pPr>
-      <w:r>
-        <w:t># The file cheatcodes may read and write only inside the lesson folder,</w:t>
-      </w:r>
-    </w:p>
-    <w:p>
-      <w:pPr>
-        <w:pStyle w:val="SourceCode"/>
-        <w:keepNext/>
-      </w:pPr>
-      <w:r>
-        <w:t># the folder above the project root ("../"), and nowhere else.</w:t>
-      </w:r>
-    </w:p>
-    <w:p>
-      <w:pPr>
-        <w:pStyle w:val="SourceCode"/>
-      </w:pPr>
-      <w:r>
-        <w:t>fs_permissions = [{ access = "read-write", path = "../" }]</w:t>
       </w:r>
     </w:p>
     <w:p>
@@ -22193,31 +22345,31 @@
       </w:rPr>
     </w:lvl>
   </w:abstractNum>
-  <w:num w:numId="1" w16cid:durableId="1331757792">
+  <w:num w:numId="1" w16cid:durableId="358510606">
     <w:abstractNumId w:val="8"/>
   </w:num>
-  <w:num w:numId="2" w16cid:durableId="473572520">
+  <w:num w:numId="2" w16cid:durableId="1820421801">
     <w:abstractNumId w:val="6"/>
   </w:num>
-  <w:num w:numId="3" w16cid:durableId="1761829956">
+  <w:num w:numId="3" w16cid:durableId="1974406916">
     <w:abstractNumId w:val="5"/>
   </w:num>
-  <w:num w:numId="4" w16cid:durableId="959840565">
+  <w:num w:numId="4" w16cid:durableId="1323584959">
     <w:abstractNumId w:val="4"/>
   </w:num>
-  <w:num w:numId="5" w16cid:durableId="1177190312">
+  <w:num w:numId="5" w16cid:durableId="559635505">
     <w:abstractNumId w:val="7"/>
   </w:num>
-  <w:num w:numId="6" w16cid:durableId="831481314">
+  <w:num w:numId="6" w16cid:durableId="1139104218">
     <w:abstractNumId w:val="3"/>
   </w:num>
-  <w:num w:numId="7" w16cid:durableId="720712261">
+  <w:num w:numId="7" w16cid:durableId="257518605">
     <w:abstractNumId w:val="2"/>
   </w:num>
-  <w:num w:numId="8" w16cid:durableId="103421808">
+  <w:num w:numId="8" w16cid:durableId="1867983546">
     <w:abstractNumId w:val="1"/>
   </w:num>
-  <w:num w:numId="9" w16cid:durableId="989560110">
+  <w:num w:numId="9" w16cid:durableId="1028991305">
     <w:abstractNumId w:val="0"/>
   </w:num>
 </w:numbering>

--- a/Volume 1/Chapter 03 - File Handling/SPA_Vol1_Ch3_Lesson3_15a_JSON_EXTENDED.docx
+++ b/Volume 1/Chapter 03 - File Handling/SPA_Vol1_Ch3_Lesson3_15a_JSON_EXTENDED.docx
@@ -314,7 +314,7 @@
         <w:pStyle w:val="ListBullet"/>
       </w:pPr>
       <w:r>
-        <w:t>Valid JSON is not always the document a program expects: a key can be missing, or a port can be written as "8080", which is text. Each Production-Minded program here refuses both with the same Error line, as it refuses invalid JSON; the Malformed JSON Check shows the "8080" port, and each language section says how it checks. Lesson 3.17: Configuration Files supplies defaults for missing values, and Lesson 3.19: File Handling Errors deals with malformed content in general.</w:t>
+        <w:t>Valid JSON is not always the document a program expects: a key can be missing, or a port can be written as "8080", which is text. Each Production-Minded program here refuses both with the same Error line, as it refuses invalid JSON; the Malformed JSON Check shows the "8080" port, and each language section says how it checks. Lesson 3.17a: Configuration Files supplies defaults for missing values, and Lesson 3.19a: File Handling Errors deals with malformed content in general.</w:t>
       </w:r>
     </w:p>
     <w:p>
@@ -946,7 +946,7 @@
         <w:keepNext/>
       </w:pPr>
       <w:r>
-        <w:t>[profile.default]</w:t>
+        <w:t>[profile.default]  # Remember, the settings forge uses by default.</w:t>
       </w:r>
     </w:p>
     <w:p>
@@ -3386,7 +3386,7 @@
         <w:pStyle w:val="SourceCode"/>
       </w:pPr>
       <w:r>
-        <w:t xml:space="preserve">    ; in Volume 1, Chapter 10, Lesson 10.4: free and delete; for now,</w:t>
+        <w:t xml:space="preserve">    ; in Volume 1, Chapter 9, Lesson 9.4a: free and delete; for now,</w:t>
       </w:r>
     </w:p>
     <w:p>
@@ -5435,7 +5435,7 @@
         <w:pStyle w:val="SourceCode"/>
       </w:pPr>
       <w:r>
-        <w:t xml:space="preserve">    ; in Volume 1, Chapter 10, Lesson 10.4: free and delete; for now,</w:t>
+        <w:t xml:space="preserve">    ; in Volume 1, Chapter 9, Lesson 9.4a: free and delete; for now,</w:t>
       </w:r>
     </w:p>
     <w:p>
@@ -5718,7 +5718,6 @@
     <w:p>
       <w:pPr>
         <w:pStyle w:val="SourceCode"/>
-        <w:keepNext/>
       </w:pPr>
       <w:r>
         <w:t xml:space="preserve">    pop r12</w:t>
@@ -5727,7 +5726,6 @@
     <w:p>
       <w:pPr>
         <w:pStyle w:val="SourceCode"/>
-        <w:keepNext/>
       </w:pPr>
       <w:r>
         <w:t xml:space="preserve">    pop rbx</w:t>
@@ -5736,6 +5734,7 @@
     <w:p>
       <w:pPr>
         <w:pStyle w:val="SourceCode"/>
+        <w:keepNext/>
       </w:pPr>
       <w:r>
         <w:t xml:space="preserve">    ret</w:t>
@@ -5743,6 +5742,29 @@
     </w:p>
     <w:p>
       <w:pPr>
+        <w:pStyle w:val="SourceCode"/>
+        <w:keepNext/>
+      </w:pPr>
+    </w:p>
+    <w:p>
+      <w:pPr>
+        <w:pStyle w:val="SourceCode"/>
+        <w:keepNext/>
+      </w:pPr>
+      <w:r>
+        <w:t>; Remember, this marks the stack as not executable, as Linux linkers expect.</w:t>
+      </w:r>
+    </w:p>
+    <w:p>
+      <w:pPr>
+        <w:pStyle w:val="SourceCode"/>
+      </w:pPr>
+      <w:r>
+        <w:t>section .note.GNU-stack noalloc noexec nowrite progbits</w:t>
+      </w:r>
+    </w:p>
+    <w:p>
+      <w:pPr>
         <w:keepNext/>
       </w:pPr>
     </w:p>
@@ -13375,7 +13397,6 @@
     <w:p>
       <w:pPr>
         <w:pStyle w:val="SourceCode"/>
-        <w:keepNext/>
       </w:pPr>
       <w:r>
         <w:t>.done:</w:t>
@@ -13384,7 +13405,6 @@
     <w:p>
       <w:pPr>
         <w:pStyle w:val="SourceCode"/>
-        <w:keepNext/>
       </w:pPr>
       <w:r>
         <w:t xml:space="preserve">    add rsp, 8</w:t>
@@ -13393,6 +13413,7 @@
     <w:p>
       <w:pPr>
         <w:pStyle w:val="SourceCode"/>
+        <w:keepNext/>
       </w:pPr>
       <w:r>
         <w:t xml:space="preserve">    ret</w:t>
@@ -13400,6 +13421,29 @@
     </w:p>
     <w:p>
       <w:pPr>
+        <w:pStyle w:val="SourceCode"/>
+        <w:keepNext/>
+      </w:pPr>
+    </w:p>
+    <w:p>
+      <w:pPr>
+        <w:pStyle w:val="SourceCode"/>
+        <w:keepNext/>
+      </w:pPr>
+      <w:r>
+        <w:t>; Remember, this marks the stack as not executable, as Linux linkers expect.</w:t>
+      </w:r>
+    </w:p>
+    <w:p>
+      <w:pPr>
+        <w:pStyle w:val="SourceCode"/>
+      </w:pPr>
+      <w:r>
+        <w:t>section .note.GNU-stack noalloc noexec nowrite progbits</w:t>
+      </w:r>
+    </w:p>
+    <w:p>
+      <w:pPr>
         <w:keepNext/>
       </w:pPr>
     </w:p>
@@ -13955,7 +13999,7 @@
         <w:pStyle w:val="ListBullet"/>
       </w:pPr>
       <w:r>
-        <w:t>load_config checks each value's kind with cJSON_IsString, cJSON_IsNumber, and cJSON_IsBool before reading it. Assembly has to, as C does: a missing key gives 0, and reading [0 + VALUESTRING] crashes the program. So a missing value or a port written as "8080" also gives the Error line. Lesson 3.17 handles missing values in every language.</w:t>
+        <w:t>load_config checks each value's kind with cJSON_IsString, cJSON_IsNumber, and cJSON_IsBool before reading it. Assembly has to, as C does: a missing key gives 0, and reading [0 + VALUESTRING] crashes the program. So a missing value or a port written as "8080" also gives the Error line. Lesson 3.17a handles missing values in every language.</w:t>
       </w:r>
     </w:p>
     <w:p>
@@ -13971,7 +14015,7 @@
         <w:pStyle w:val="ListBullet"/>
       </w:pPr>
       <w:r>
-        <w:t>cJSON sets aside memory for its records and for the text cJSON_PrintUnformatted makes. cJSON_Delete gives back every record of an object at once, and cJSON_free gives back the text. Memory is taught in Volume 1, Chapter 10, Lesson 10.4: free and delete; for now, give back everything the library hands you, exactly once.</w:t>
+        <w:t>cJSON sets aside memory for its records and for the text cJSON_PrintUnformatted makes. cJSON_Delete gives back every record of an object at once, and cJSON_free gives back the text. Memory is taught in Volume 1, Chapter 9, Lesson 9.4a: free and delete; for now, give back everything the library hands you, exactly once.</w:t>
       </w:r>
     </w:p>
     <w:p>
@@ -13997,10 +14041,10 @@
     </w:p>
     <w:p>
       <w:r>
-        <w:t>Both versions read service.json in one read, parse it with the same library, print the four values, change environment in memory, and write the object back out as compact JSON. The Basic version does it all in main and trusts the file. The Production-Minded version keeps the configuration in a ServiceConfig record in .bss, the shape Lesson 3.17 reads again, moves loading and saving into load_config and save_config, the pattern the Challenge follows for a contact, and turns a file the library rejects into on</w:t>
-      </w:r>
-      <w:r>
-        <w:t>e Error line and exit code 1, as Lesson 2.11a taught, with nothing written.</w:t>
+        <w:t>Both versions read service.json in one read, parse it with the same library, print the four values, change environment in memory, and write the object back out as compact JSON. The Basic version does it all in main and trusts the file. The Production-Minded version keeps the configuration in a ServiceConfig record in .bss, the shape Lesson 3.17a reads again, moves loading and saving into load_config and save_config, the pattern the Challenge follows for a contact, and turns a file the library rejects into o</w:t>
+      </w:r>
+      <w:r>
+        <w:t>ne Error line and exit code 1, as Lesson 2.11a taught, with nothing written.</w:t>
       </w:r>
     </w:p>
     <w:p>
@@ -14454,15 +14498,15 @@
         <w:pStyle w:val="SourceCode"/>
       </w:pPr>
       <w:r>
-        <w:t xml:space="preserve">    // Step 4: change one value in memory. Only the struct changes;</w:t>
-      </w:r>
-    </w:p>
-    <w:p>
-      <w:pPr>
-        <w:pStyle w:val="SourceCode"/>
-      </w:pPr>
-      <w:r>
-        <w:t xml:space="preserve">    // service.json on disk stays as it is.</w:t>
+        <w:t xml:space="preserve">    // Step 4: change one value in memory; service.json on disk stays as it</w:t>
+      </w:r>
+    </w:p>
+    <w:p>
+      <w:pPr>
+        <w:pStyle w:val="SourceCode"/>
+      </w:pPr>
+      <w:r>
+        <w:t xml:space="preserve">    // is. Remember, to_string() makes an owned String for the field.</w:t>
       </w:r>
     </w:p>
     <w:p>
@@ -15109,39 +15153,39 @@
         <w:pStyle w:val="SourceCode"/>
       </w:pPr>
       <w:r>
-        <w:t>/// Reads the file at path and parses it into a ServiceConfig, or returns</w:t>
-      </w:r>
-    </w:p>
-    <w:p>
-      <w:pPr>
-        <w:pStyle w:val="SourceCode"/>
-      </w:pPr>
-      <w:r>
-        <w:t>/// an Err with a message. serde_json refuses text that is not valid JSON,</w:t>
-      </w:r>
-    </w:p>
-    <w:p>
-      <w:pPr>
-        <w:pStyle w:val="SourceCode"/>
-      </w:pPr>
-      <w:r>
-        <w:t>/// and also a missing key or a value of the wrong kind, such as "8080" in</w:t>
-      </w:r>
-    </w:p>
-    <w:p>
-      <w:pPr>
-        <w:pStyle w:val="SourceCode"/>
-      </w:pPr>
-      <w:r>
-        <w:t>/// quotes; all of these get the same message. A failed read names the</w:t>
-      </w:r>
-    </w:p>
-    <w:p>
-      <w:pPr>
-        <w:pStyle w:val="SourceCode"/>
-      </w:pPr>
-      <w:r>
-        <w:t>/// file and error.kind(), as in Lesson 3.2a.</w:t>
+        <w:t>/// Reads the file at path and parses it into a ServiceConfig, or returns an</w:t>
+      </w:r>
+    </w:p>
+    <w:p>
+      <w:pPr>
+        <w:pStyle w:val="SourceCode"/>
+      </w:pPr>
+      <w:r>
+        <w:t>/// Err. from_str fills a ServiceConfig because Ok(config) is returned as this</w:t>
+      </w:r>
+    </w:p>
+    <w:p>
+      <w:pPr>
+        <w:pStyle w:val="SourceCode"/>
+      </w:pPr>
+      <w:r>
+        <w:t>/// function's Result&lt;ServiceConfig, String&gt;. Invalid JSON, a missing key, or a</w:t>
+      </w:r>
+    </w:p>
+    <w:p>
+      <w:pPr>
+        <w:pStyle w:val="SourceCode"/>
+      </w:pPr>
+      <w:r>
+        <w:t>/// wrong kind ("8080" in quotes) all get one message; Err(_) ignores serde's</w:t>
+      </w:r>
+    </w:p>
+    <w:p>
+      <w:pPr>
+        <w:pStyle w:val="SourceCode"/>
+      </w:pPr>
+      <w:r>
+        <w:t>/// own error. A failed read names error.kind(), as in Lesson 3.2a.</w:t>
       </w:r>
     </w:p>
     <w:p>
@@ -16218,7 +16262,7 @@
         <w:pStyle w:val="ListBullet"/>
       </w:pPr>
       <w:r>
-        <w:t>serde_json checks more than the JSON rules: a key missing from the file, or a value of the wrong kind, such as "8080" in quotes for the i64 port, is an Err too, so load_config reports it with the same Error line. A key the struct does not have is ignored. Lesson 3.17 handles missing values.</w:t>
+        <w:t>serde_json checks more than the JSON rules: a key missing from the file, or a value of the wrong kind, such as "8080" in quotes for the i64 port, is an Err too, so load_config reports it with the same Error line. A key the struct does not have is ignored. Lesson 3.17a handles missing values.</w:t>
       </w:r>
     </w:p>
     <w:p>
@@ -16268,10 +16312,10 @@
     </w:p>
     <w:p>
       <w:r>
-        <w:t xml:space="preserve">Both versions read service.json in one read, parse it with the same library, print the four values, change environment in memory, and write the object back out as compact JSON. The Basic version does it all in main and trusts the file. The Production-Minded version keeps the configuration in a ServiceConfig struct, the shape Lesson 3.17 reads again, moves loading and saving into load_config and save_config, the pattern the Challenge follows for a contact, and turns a file the library rejects into one Error </w:t>
-      </w:r>
-      <w:r>
-        <w:t>line and exit code 1, as Lesson 2.11a taught, with nothing written.</w:t>
+        <w:t>Both versions read service.json in one read, parse it with the same library, print the four values, change environment in memory, and write the object back out as compact JSON. The Basic version does it all in main and trusts the file. The Production-Minded version keeps the configuration in a ServiceConfig struct, the shape Lesson 3.17a reads again, moves loading and saving into load_config and save_config, the pattern the Challenge follows for a contact, and turns a file the library rejects into one Error</w:t>
+      </w:r>
+      <w:r>
+        <w:t xml:space="preserve"> line and exit code 1, as Lesson 2.11a taught, with nothing written.</w:t>
       </w:r>
     </w:p>
     <w:p>
@@ -17248,23 +17292,23 @@
         <w:pStyle w:val="SourceCode"/>
       </w:pPr>
       <w:r>
-        <w:t>%% One service configuration, the four values service.json holds. Text</w:t>
-      </w:r>
-    </w:p>
-    <w:p>
-      <w:pPr>
-        <w:pStyle w:val="SourceCode"/>
-      </w:pPr>
-      <w:r>
-        <w:t>%% values are binaries, as the json module gives them. Remember, a record</w:t>
-      </w:r>
-    </w:p>
-    <w:p>
-      <w:pPr>
-        <w:pStyle w:val="SourceCode"/>
-      </w:pPr>
-      <w:r>
-        <w:t>%% is defined before the functions that use it.</w:t>
+        <w:t>%% One service configuration, the four values service.json holds; text values</w:t>
+      </w:r>
+    </w:p>
+    <w:p>
+      <w:pPr>
+        <w:pStyle w:val="SourceCode"/>
+      </w:pPr>
+      <w:r>
+        <w:t>%% are binaries, as json gives them. Remember, a record is defined before the</w:t>
+      </w:r>
+    </w:p>
+    <w:p>
+      <w:pPr>
+        <w:pStyle w:val="SourceCode"/>
+      </w:pPr>
+      <w:r>
+        <w:t>%% functions that use it, and #service_config{} in a -spec means one.</w:t>
       </w:r>
     </w:p>
     <w:p>
@@ -17285,47 +17329,47 @@
         <w:pStyle w:val="SourceCode"/>
       </w:pPr>
       <w:r>
-        <w:t>%% True when Document is the configuration this program expects: a map</w:t>
-      </w:r>
-    </w:p>
-    <w:p>
-      <w:pPr>
-        <w:pStyle w:val="SourceCode"/>
-      </w:pPr>
-      <w:r>
-        <w:t>%% with all four keys, each value of the right kind. is_map, is_binary,</w:t>
-      </w:r>
-    </w:p>
-    <w:p>
-      <w:pPr>
-        <w:pStyle w:val="SourceCode"/>
-      </w:pPr>
-      <w:r>
-        <w:t>%% is_integer, and is_boolean are true when a value is a map, a binary</w:t>
-      </w:r>
-    </w:p>
-    <w:p>
-      <w:pPr>
-        <w:pStyle w:val="SourceCode"/>
-      </w:pPr>
-      <w:r>
-        <w:t>%% (text from json), a whole number, or the atom true or false. Remember,</w:t>
-      </w:r>
-    </w:p>
-    <w:p>
-      <w:pPr>
-        <w:pStyle w:val="SourceCode"/>
-      </w:pPr>
-      <w:r>
-        <w:t>%% maps:is_key tells whether a key is in a map, and andalso stops at the</w:t>
-      </w:r>
-    </w:p>
-    <w:p>
-      <w:pPr>
-        <w:pStyle w:val="SourceCode"/>
-      </w:pPr>
-      <w:r>
-        <w:t>%% first false, so maps:get only runs for a key that is there.</w:t>
+        <w:t>%% True when Document, any value (term() in the -spec), is the configuration</w:t>
+      </w:r>
+    </w:p>
+    <w:p>
+      <w:pPr>
+        <w:pStyle w:val="SourceCode"/>
+      </w:pPr>
+      <w:r>
+        <w:t>%% this program expects: a map with all four keys, each of the right kind.</w:t>
+      </w:r>
+    </w:p>
+    <w:p>
+      <w:pPr>
+        <w:pStyle w:val="SourceCode"/>
+      </w:pPr>
+      <w:r>
+        <w:t>%% is_map, is_binary, is_integer, and is_boolean are true when a value is a</w:t>
+      </w:r>
+    </w:p>
+    <w:p>
+      <w:pPr>
+        <w:pStyle w:val="SourceCode"/>
+      </w:pPr>
+      <w:r>
+        <w:t>%% map, a binary (text from json), a whole number, or the atom true or false.</w:t>
+      </w:r>
+    </w:p>
+    <w:p>
+      <w:pPr>
+        <w:pStyle w:val="SourceCode"/>
+      </w:pPr>
+      <w:r>
+        <w:t>%% Remember, maps:is_key tells whether a key is in a map, and andalso stops</w:t>
+      </w:r>
+    </w:p>
+    <w:p>
+      <w:pPr>
+        <w:pStyle w:val="SourceCode"/>
+      </w:pPr>
+      <w:r>
+        <w:t>%% at the first false, so maps:get only runs for a key that is there.</w:t>
       </w:r>
     </w:p>
     <w:p>
@@ -17498,7 +17542,7 @@
         <w:pStyle w:val="SourceCode"/>
       </w:pPr>
       <w:r>
-        <w:t>%% Lesson 3.19: File Handling Errors deals with errors in general.</w:t>
+        <w:t>%% Errors in general: Volume 1, Chapter 3, Lesson 3.19a: File Handling Errors.</w:t>
       </w:r>
     </w:p>
     <w:p>
@@ -18746,7 +18790,7 @@
         <w:pStyle w:val="ListBullet"/>
       </w:pPr>
       <w:r>
-        <w:t>try ... catch catches only what json:decode raises; the branch after of is not guarded. Without valid_config, a missing key would stop the program with badkey, and a port written as "8080" would arrive as a binary and stop it with badarg when ~B prints it, after two lines were already printed. valid_config checks every key and kind first, so both get the Error line and nothing is printed. Lesson 3.17 handles missing values, and Lesson 3.19: File Handling Errors handles errors in general.</w:t>
+        <w:t>try ... catch catches only what json:decode raises; the branch after of is not guarded. Without valid_config, a missing key would stop the program with badkey, and a port written as "8080" would arrive as a binary and stop it with badarg when ~B prints it, after two lines were already printed. valid_config checks every key and kind first, so both get the Error line and nothing is printed. Lesson 3.17a handles missing values, and Lesson 3.19a: File Handling Errors handles errors in general.</w:t>
       </w:r>
     </w:p>
     <w:p>
@@ -18780,10 +18824,10 @@
     </w:p>
     <w:p>
       <w:r>
-        <w:t>Both versions read service.json in one read, parse it with the same library, print the four values, change environment in memory, and write the object back out as compact JSON. The Basic version does it all in main and trusts the file. The Production-Minded version keeps the configuration in a service_config record, the shape Lesson 3.17 reads again, moves loading and saving into load_config and save_config, the pattern the Challenge follows for a contact, and turns a file the library rejects into one Error</w:t>
-      </w:r>
-      <w:r>
-        <w:t xml:space="preserve"> line and exit code 1, as Lesson 2.11a taught, with nothing written.</w:t>
+        <w:t>Both versions read service.json in one read, parse it with the same library, print the four values, change environment in memory, and write the object back out as compact JSON. The Basic version does it all in main and trusts the file. The Production-Minded version keeps the configuration in a service_config record, the shape Lesson 3.17a reads again, moves loading and saving into load_config and save_config, the pattern the Challenge follows for a contact, and turns a file the library rejects into one Erro</w:t>
+      </w:r>
+      <w:r>
+        <w:t>r line and exit code 1, as Lesson 2.11a taught, with nothing written.</w:t>
       </w:r>
     </w:p>
     <w:p>
@@ -20544,23 +20588,23 @@
         <w:pStyle w:val="SourceCode"/>
       </w:pPr>
       <w:r>
-        <w:t xml:space="preserve">    // neither pure nor view. A revert stops the script before any line is</w:t>
-      </w:r>
-    </w:p>
-    <w:p>
-      <w:pPr>
-        <w:pStyle w:val="SourceCode"/>
-      </w:pPr>
-      <w:r>
-        <w:t xml:space="preserve">    // logged, and forge reports it as Error: script failed: with exit code</w:t>
-      </w:r>
-    </w:p>
-    <w:p>
-      <w:pPr>
-        <w:pStyle w:val="SourceCode"/>
-      </w:pPr>
-      <w:r>
-        <w:t xml:space="preserve">    // 1.</w:t>
+        <w:t xml:space="preserve">    // neither pure nor view. A revert in loadConfig stops it before any line</w:t>
+      </w:r>
+    </w:p>
+    <w:p>
+      <w:pPr>
+        <w:pStyle w:val="SourceCode"/>
+      </w:pPr>
+      <w:r>
+        <w:t xml:space="preserve">    // is logged; forge reports any revert as Error: script failed: with exit</w:t>
+      </w:r>
+    </w:p>
+    <w:p>
+      <w:pPr>
+        <w:pStyle w:val="SourceCode"/>
+      </w:pPr>
+      <w:r>
+        <w:t xml:space="preserve">    // code 1.</w:t>
       </w:r>
     </w:p>
     <w:p>
@@ -21313,7 +21357,7 @@
         <w:t>".port" is a key path: a dot, then the key, at the top of the object. On their own, the parse cheatcodes are loose: vm.parseJsonUint converts "8080" in quotes to 8080, and a missing key makes a cheatcode revert with forge's own message, vm.parseJsonUint: path ".port" must return exactly one JSON value. So loadConfig checks first: vm.keyExistsJson for each key, and the size of vm.parseJson(text, ".port"), which returns the value encoded as bytes: a number always fills exactly 32 bytes, and text takes more (9</w:t>
       </w:r>
       <w:r>
-        <w:t>6 for "8080"). Foundry has no simpler way to ask a value's kind, so Solidity checks the kind of the port only. Lesson 3.17 handles missing values.</w:t>
+        <w:t>6 for "8080"). Foundry has no simpler way to ask a value's kind, so Solidity checks the kind of the port only. Lesson 3.17a handles missing values.</w:t>
       </w:r>
     </w:p>
     <w:p>
@@ -21347,10 +21391,10 @@
     </w:p>
     <w:p>
       <w:r>
-        <w:t xml:space="preserve">Both versions read service.json in one read, parse it with the same library, log the four values, change environment in memory, and write the object back out as compact JSON. The Basic version does it all in run and trusts the file. The Production-Minded version keeps the configuration in a ServiceConfig struct, the shape Lesson 3.17 reads again, moves loading and saving into loadConfig and saveConfig, the pattern the Challenge follows for a contact, and turns a file the library rejects into one Error line </w:t>
-      </w:r>
-      <w:r>
-        <w:t>and exit code 1, as Lesson 2.11a taught, with nothing written.</w:t>
+        <w:t>Both versions read service.json in one read, parse it with the same library, log the four values, change environment in memory, and write the object back out as compact JSON. The Basic version does it all in run and trusts the file. The Production-Minded version keeps the configuration in a ServiceConfig struct, the shape Lesson 3.17a reads again, moves loading and saving into loadConfig and saveConfig, the pattern the Challenge follows for a contact, and turns a file the library rejects into one Error line</w:t>
+      </w:r>
+      <w:r>
+        <w:t xml:space="preserve"> and exit code 1, as Lesson 2.11a taught, with nothing written.</w:t>
       </w:r>
     </w:p>
     <w:p>
@@ -21926,10 +21970,10 @@
         <w:t>As in Lesson 3.15, the Contact Manager, this chapter's capstone, must save its contacts and load them again when it starts, and JSON is a natural save format for it: each contact is an object with named values, the library writes it and reads it back exactly, and other programs can read the same file. The Challenge adds that piece: a Contact record saved to contact.json and loaded back with the same library. The Contact Manager has now seen three formats: Lesson 3.13a's pipe-separated lines are the simplest</w:t>
       </w:r>
       <w:r>
-        <w:t>, for values that never hold the delimiter; CSV suits a table that spreadsheets also open; and JSON suits named values of different kinds and nested data, and is what web APIs speak. The ServiceConfig record and load_config (loadConfig) are the start of Lesson 3.17: Configuration Files, which reads the same four settings and adds defaults for missing ones. The Contact Manager of Chapter 5 exports its records to JSON, and Chapter 6 sends and receives JSON over HTTP; this lesson's parsing and serializing is t</w:t>
-      </w:r>
-      <w:r>
-        <w:t>he same work, only on a file.</w:t>
+        <w:t xml:space="preserve">, for values that never hold the delimiter; CSV suits a table that spreadsheets also open; and JSON suits named values of different kinds and nested data, and is what web APIs speak. The ServiceConfig record and load_config (loadConfig) are the start of Lesson 3.17a: Configuration Files, which reads the same four settings and adds defaults for missing ones. The Contact Manager of Chapter 5 exports its records to JSON, and Chapter 6 sends and receives JSON over HTTP; this lesson's parsing and serializing is </w:t>
+      </w:r>
+      <w:r>
+        <w:t>the same work, only on a file.</w:t>
       </w:r>
     </w:p>
     <w:p>
@@ -22697,31 +22741,31 @@
       </w:rPr>
     </w:lvl>
   </w:abstractNum>
-  <w:num w:numId="1" w16cid:durableId="1713117962">
+  <w:num w:numId="1" w16cid:durableId="571888328">
     <w:abstractNumId w:val="8"/>
   </w:num>
-  <w:num w:numId="2" w16cid:durableId="202598605">
+  <w:num w:numId="2" w16cid:durableId="627122472">
     <w:abstractNumId w:val="6"/>
   </w:num>
-  <w:num w:numId="3" w16cid:durableId="1095050364">
+  <w:num w:numId="3" w16cid:durableId="218177409">
     <w:abstractNumId w:val="5"/>
   </w:num>
-  <w:num w:numId="4" w16cid:durableId="355154040">
+  <w:num w:numId="4" w16cid:durableId="963579728">
     <w:abstractNumId w:val="4"/>
   </w:num>
-  <w:num w:numId="5" w16cid:durableId="211575458">
+  <w:num w:numId="5" w16cid:durableId="1094667743">
     <w:abstractNumId w:val="7"/>
   </w:num>
-  <w:num w:numId="6" w16cid:durableId="393478850">
+  <w:num w:numId="6" w16cid:durableId="1552380299">
     <w:abstractNumId w:val="3"/>
   </w:num>
-  <w:num w:numId="7" w16cid:durableId="1946382251">
+  <w:num w:numId="7" w16cid:durableId="1705208928">
     <w:abstractNumId w:val="2"/>
   </w:num>
-  <w:num w:numId="8" w16cid:durableId="196505765">
+  <w:num w:numId="8" w16cid:durableId="125125308">
     <w:abstractNumId w:val="1"/>
   </w:num>
-  <w:num w:numId="9" w16cid:durableId="1220096400">
+  <w:num w:numId="9" w16cid:durableId="1573199189">
     <w:abstractNumId w:val="0"/>
   </w:num>
 </w:numbering>
